--- a/uploads/sop/logcatatantemplate.docx
+++ b/uploads/sop/logcatatantemplate.docx
@@ -102,6 +102,7 @@
           <w14:ligatures w14:val="none"/>
         </w:rPr>
       </w:pPr>
+      <w:proofErr w:type="spellStart"/>
       <w:r>
         <w:rPr>
           <w:rFonts w:ascii="Times New Roman" w:eastAsia="Times New Roman" w:hAnsi="Times New Roman" w:cs="Times New Roman"/>
@@ -110,8 +111,31 @@
           <w:kern w:val="0"/>
           <w14:ligatures w14:val="none"/>
         </w:rPr>
-        <w:t>Identitas Mahasiswa</w:t>
-      </w:r>
+        <w:t>Identitas</w:t>
+      </w:r>
+      <w:proofErr w:type="spellEnd"/>
+      <w:r>
+        <w:rPr>
+          <w:rFonts w:ascii="Times New Roman" w:eastAsia="Times New Roman" w:hAnsi="Times New Roman" w:cs="Times New Roman"/>
+          <w:b/>
+          <w:bCs/>
+          <w:kern w:val="0"/>
+          <w14:ligatures w14:val="none"/>
+        </w:rPr>
+        <w:t xml:space="preserve"> </w:t>
+      </w:r>
+      <w:proofErr w:type="spellStart"/>
+      <w:r>
+        <w:rPr>
+          <w:rFonts w:ascii="Times New Roman" w:eastAsia="Times New Roman" w:hAnsi="Times New Roman" w:cs="Times New Roman"/>
+          <w:b/>
+          <w:bCs/>
+          <w:kern w:val="0"/>
+          <w14:ligatures w14:val="none"/>
+        </w:rPr>
+        <w:t>Mahasiswa</w:t>
+      </w:r>
+      <w:proofErr w:type="spellEnd"/>
     </w:p>
     <w:p>
       <w:pPr>
@@ -125,8 +149,16 @@
         <w:rPr>
           <w:rFonts w:ascii="Times New Roman" w:hAnsi="Times New Roman" w:cs="Times New Roman"/>
         </w:rPr>
-        <w:t>Nama mahasiswa</w:t>
-      </w:r>
+        <w:t xml:space="preserve">Nama </w:t>
+      </w:r>
+      <w:proofErr w:type="spellStart"/>
+      <w:r>
+        <w:rPr>
+          <w:rFonts w:ascii="Times New Roman" w:hAnsi="Times New Roman" w:cs="Times New Roman"/>
+        </w:rPr>
+        <w:t>mahasiswa</w:t>
+      </w:r>
+      <w:proofErr w:type="spellEnd"/>
       <w:r>
         <w:rPr>
           <w:rFonts w:ascii="Times New Roman" w:hAnsi="Times New Roman" w:cs="Times New Roman"/>
@@ -195,11 +227,19 @@
           <w:rFonts w:ascii="Times New Roman" w:hAnsi="Times New Roman" w:cs="Times New Roman"/>
         </w:rPr>
       </w:pPr>
-      <w:r>
-        <w:rPr>
-          <w:rFonts w:ascii="Times New Roman" w:hAnsi="Times New Roman" w:cs="Times New Roman"/>
-        </w:rPr>
-        <w:t>Judul Tugas Akhir</w:t>
+      <w:proofErr w:type="spellStart"/>
+      <w:r>
+        <w:rPr>
+          <w:rFonts w:ascii="Times New Roman" w:hAnsi="Times New Roman" w:cs="Times New Roman"/>
+        </w:rPr>
+        <w:t>Judul</w:t>
+      </w:r>
+      <w:proofErr w:type="spellEnd"/>
+      <w:r>
+        <w:rPr>
+          <w:rFonts w:ascii="Times New Roman" w:hAnsi="Times New Roman" w:cs="Times New Roman"/>
+        </w:rPr>
+        <w:t xml:space="preserve"> Tugas Akhir</w:t>
       </w:r>
       <w:r>
         <w:rPr>
@@ -233,7 +273,21 @@
         <w:rPr>
           <w:rFonts w:ascii="Times New Roman" w:hAnsi="Times New Roman" w:cs="Times New Roman"/>
         </w:rPr>
-        <w:t>Dosen Pembimbing 1</w:t>
+        <w:t xml:space="preserve">Dosen </w:t>
+      </w:r>
+      <w:proofErr w:type="spellStart"/>
+      <w:r>
+        <w:rPr>
+          <w:rFonts w:ascii="Times New Roman" w:hAnsi="Times New Roman" w:cs="Times New Roman"/>
+        </w:rPr>
+        <w:t>Pembimbing</w:t>
+      </w:r>
+      <w:proofErr w:type="spellEnd"/>
+      <w:r>
+        <w:rPr>
+          <w:rFonts w:ascii="Times New Roman" w:hAnsi="Times New Roman" w:cs="Times New Roman"/>
+        </w:rPr>
+        <w:t xml:space="preserve"> 1</w:t>
       </w:r>
       <w:r>
         <w:rPr>
@@ -261,7 +315,21 @@
         <w:rPr>
           <w:rFonts w:ascii="Times New Roman" w:hAnsi="Times New Roman" w:cs="Times New Roman"/>
         </w:rPr>
-        <w:t xml:space="preserve">Dosen Pembimbing 2 </w:t>
+        <w:t xml:space="preserve">Dosen </w:t>
+      </w:r>
+      <w:proofErr w:type="spellStart"/>
+      <w:r>
+        <w:rPr>
+          <w:rFonts w:ascii="Times New Roman" w:hAnsi="Times New Roman" w:cs="Times New Roman"/>
+        </w:rPr>
+        <w:t>Pembimbing</w:t>
+      </w:r>
+      <w:proofErr w:type="spellEnd"/>
+      <w:r>
+        <w:rPr>
+          <w:rFonts w:ascii="Times New Roman" w:hAnsi="Times New Roman" w:cs="Times New Roman"/>
+        </w:rPr>
+        <w:t xml:space="preserve"> 2 </w:t>
       </w:r>
       <w:r>
         <w:rPr>
@@ -275,21 +343,6 @@
           <w:rFonts w:ascii="Times New Roman" w:hAnsi="Times New Roman" w:cs="Times New Roman"/>
         </w:rPr>
         <w:t xml:space="preserve"> {dospem2}</w:t>
-      </w:r>
-    </w:p>
-    <w:p>
-      <w:pPr>
-        <w:spacing w:line="360" w:lineRule="auto"/>
-        <w:ind w:left="360"/>
-        <w:rPr>
-          <w:rFonts w:ascii="Times New Roman" w:hAnsi="Times New Roman" w:cs="Times New Roman"/>
-        </w:rPr>
-      </w:pPr>
-      <w:r>
-        <w:rPr>
-          <w:rFonts w:ascii="Times New Roman" w:hAnsi="Times New Roman" w:cs="Times New Roman"/>
-        </w:rPr>
-        <w:t>(jika ada)</w:t>
       </w:r>
     </w:p>
     <w:p>
@@ -309,6 +362,7 @@
           <w14:ligatures w14:val="none"/>
         </w:rPr>
       </w:pPr>
+      <w:proofErr w:type="spellStart"/>
       <w:r>
         <w:rPr>
           <w:rFonts w:ascii="Times New Roman" w:eastAsia="Times New Roman" w:hAnsi="Times New Roman" w:cs="Times New Roman"/>
@@ -317,335 +371,71 @@
           <w:kern w:val="0"/>
           <w14:ligatures w14:val="none"/>
         </w:rPr>
-        <w:t>Catatan Asistensi</w:t>
-      </w:r>
-    </w:p>
-    <w:tbl>
-      <w:tblPr>
-        <w:tblW w:w="9196" w:type="dxa"/>
-        <w:tblInd w:w="198" w:type="dxa"/>
-        <w:tblBorders>
-          <w:top w:val="single" w:sz="4" w:space="0" w:color="auto"/>
-          <w:left w:val="single" w:sz="4" w:space="0" w:color="auto"/>
-          <w:bottom w:val="single" w:sz="4" w:space="0" w:color="auto"/>
-          <w:right w:val="single" w:sz="4" w:space="0" w:color="auto"/>
-          <w:insideH w:val="single" w:sz="4" w:space="0" w:color="auto"/>
-          <w:insideV w:val="single" w:sz="4" w:space="0" w:color="auto"/>
-        </w:tblBorders>
-        <w:tblLook w:val="0000" w:firstRow="0" w:lastRow="0" w:firstColumn="0" w:lastColumn="0" w:noHBand="0" w:noVBand="0"/>
-      </w:tblPr>
-      <w:tblGrid>
-        <w:gridCol w:w="1037"/>
-        <w:gridCol w:w="1350"/>
-        <w:gridCol w:w="4831"/>
-        <w:gridCol w:w="1978"/>
-      </w:tblGrid>
-      <w:tr>
-        <w:trPr>
-          <w:trHeight w:val="348"/>
-        </w:trPr>
-        <w:tc>
-          <w:tcPr>
-            <w:tcW w:w="630" w:type="dxa"/>
-            <w:vAlign w:val="center"/>
-          </w:tcPr>
-          <w:p>
-            <w:pPr>
-              <w:jc w:val="center"/>
-              <w:rPr>
-                <w:rFonts w:ascii="Times New Roman" w:hAnsi="Times New Roman" w:cs="Times New Roman"/>
-                <w:b/>
-              </w:rPr>
-            </w:pPr>
-            <w:r>
-              <w:rPr>
-                <w:rFonts w:ascii="Times New Roman" w:hAnsi="Times New Roman" w:cs="Times New Roman"/>
-                <w:b/>
-              </w:rPr>
-              <w:t>No</w:t>
-            </w:r>
-          </w:p>
-        </w:tc>
-        <w:tc>
-          <w:tcPr>
-            <w:tcW w:w="1350" w:type="dxa"/>
-            <w:vAlign w:val="center"/>
-          </w:tcPr>
-          <w:p>
-            <w:pPr>
-              <w:jc w:val="center"/>
-              <w:rPr>
-                <w:rFonts w:ascii="Times New Roman" w:hAnsi="Times New Roman" w:cs="Times New Roman"/>
-                <w:b/>
-              </w:rPr>
-            </w:pPr>
-            <w:r>
-              <w:rPr>
-                <w:rFonts w:ascii="Times New Roman" w:hAnsi="Times New Roman" w:cs="Times New Roman"/>
-                <w:b/>
-              </w:rPr>
-              <w:t>Tanggal</w:t>
-            </w:r>
-            <w:r>
-              <w:rPr>
-                <w:rFonts w:ascii="Times New Roman" w:hAnsi="Times New Roman" w:cs="Times New Roman"/>
-                <w:b/>
-              </w:rPr>
-              <w:t xml:space="preserve"> Bimbingan</w:t>
-            </w:r>
-          </w:p>
-        </w:tc>
-        <w:tc>
-          <w:tcPr>
-            <w:tcW w:w="5188" w:type="dxa"/>
-            <w:vAlign w:val="center"/>
-          </w:tcPr>
-          <w:p>
-            <w:pPr>
-              <w:jc w:val="center"/>
-              <w:rPr>
-                <w:rFonts w:ascii="Times New Roman" w:hAnsi="Times New Roman" w:cs="Times New Roman"/>
-                <w:b/>
-                <w:lang w:val="fi-FI"/>
-              </w:rPr>
-            </w:pPr>
-            <w:r>
-              <w:rPr>
-                <w:rFonts w:ascii="Times New Roman" w:hAnsi="Times New Roman" w:cs="Times New Roman"/>
-                <w:b/>
-                <w:lang w:val="fi-FI"/>
-              </w:rPr>
-              <w:t>Pokok bahasan / Kemajuan /</w:t>
-            </w:r>
-            <w:r>
-              <w:rPr>
-                <w:rFonts w:ascii="Times New Roman" w:hAnsi="Times New Roman" w:cs="Times New Roman"/>
-                <w:b/>
-                <w:lang w:val="fi-FI"/>
-              </w:rPr>
-              <w:t xml:space="preserve"> Tugas y</w:t>
-            </w:r>
-            <w:r>
-              <w:rPr>
-                <w:rFonts w:ascii="Times New Roman" w:hAnsi="Times New Roman" w:cs="Times New Roman"/>
-                <w:b/>
-                <w:lang w:val="fi-FI"/>
-              </w:rPr>
-              <w:t>ang Didiskusikan</w:t>
-            </w:r>
-          </w:p>
-        </w:tc>
-        <w:tc>
-          <w:tcPr>
-            <w:tcW w:w="2028" w:type="dxa"/>
-            <w:vAlign w:val="center"/>
-          </w:tcPr>
-          <w:p>
-            <w:pPr>
-              <w:jc w:val="center"/>
-              <w:rPr>
-                <w:rFonts w:ascii="Times New Roman" w:hAnsi="Times New Roman" w:cs="Times New Roman"/>
-                <w:b/>
-              </w:rPr>
-            </w:pPr>
-            <w:r>
-              <w:rPr>
-                <w:rFonts w:ascii="Times New Roman" w:hAnsi="Times New Roman" w:cs="Times New Roman"/>
-                <w:b/>
-              </w:rPr>
-              <w:t>Paraf</w:t>
-            </w:r>
-            <w:r>
-              <w:rPr>
-                <w:rFonts w:ascii="Times New Roman" w:hAnsi="Times New Roman" w:cs="Times New Roman"/>
-                <w:b/>
-              </w:rPr>
-              <w:t xml:space="preserve"> Dosen Pembimbing</w:t>
-            </w:r>
-          </w:p>
-        </w:tc>
-      </w:tr>
-      <w:tr>
-        <w:trPr>
-          <w:trHeight w:val="932"/>
-        </w:trPr>
-        <w:tc>
-          <w:tcPr>
-            <w:tcW w:w="630" w:type="dxa"/>
-            <w:vAlign w:val="bottom"/>
-          </w:tcPr>
-          <w:p>
-            <w:pPr>
-              <w:spacing w:line="480" w:lineRule="auto"/>
-              <w:jc w:val="center"/>
-              <w:rPr>
-                <w:rFonts w:ascii="Times New Roman" w:hAnsi="Times New Roman" w:cs="Times New Roman"/>
-                <w:lang w:val="id-ID"/>
-              </w:rPr>
-            </w:pPr>
-            <w:r>
-              <w:rPr>
-                <w:rFonts w:ascii="Times New Roman" w:hAnsi="Times New Roman" w:cs="Times New Roman"/>
-                <w:lang w:val="id-ID"/>
-              </w:rPr>
-              <w:t>{#}{no}</w:t>
-            </w:r>
-          </w:p>
-        </w:tc>
-        <w:tc>
-          <w:tcPr>
-            <w:tcW w:w="1350" w:type="dxa"/>
-            <w:vAlign w:val="bottom"/>
-          </w:tcPr>
-          <w:p>
-            <w:pPr>
-              <w:spacing w:line="480" w:lineRule="auto"/>
-              <w:jc w:val="center"/>
-              <w:rPr>
-                <w:rFonts w:ascii="Times New Roman" w:hAnsi="Times New Roman" w:cs="Times New Roman"/>
-              </w:rPr>
-            </w:pPr>
-            <w:r>
-              <w:rPr>
-                <w:rFonts w:ascii="Times New Roman" w:hAnsi="Times New Roman" w:cs="Times New Roman"/>
-              </w:rPr>
-              <w:t>{tanggal}</w:t>
-            </w:r>
-          </w:p>
-        </w:tc>
-        <w:tc>
-          <w:tcPr>
-            <w:tcW w:w="5188" w:type="dxa"/>
-            <w:vAlign w:val="bottom"/>
-          </w:tcPr>
-          <w:p>
-            <w:pPr>
-              <w:spacing w:line="480" w:lineRule="auto"/>
-              <w:jc w:val="center"/>
-              <w:rPr>
-                <w:rFonts w:ascii="Times New Roman" w:hAnsi="Times New Roman" w:cs="Times New Roman"/>
-              </w:rPr>
-            </w:pPr>
-            <w:r>
-              <w:rPr>
-                <w:rFonts w:ascii="Times New Roman" w:hAnsi="Times New Roman" w:cs="Times New Roman"/>
-              </w:rPr>
-              <w:t>{catatan}</w:t>
-            </w:r>
-          </w:p>
-        </w:tc>
-        <w:tc>
-          <w:tcPr>
-            <w:tcW w:w="2028" w:type="dxa"/>
-            <w:vAlign w:val="bottom"/>
-          </w:tcPr>
-          <w:p>
-            <w:pPr>
-              <w:spacing w:line="480" w:lineRule="auto"/>
-              <w:jc w:val="center"/>
-              <w:rPr>
-                <w:rFonts w:ascii="Times New Roman" w:hAnsi="Times New Roman" w:cs="Times New Roman"/>
-              </w:rPr>
-            </w:pPr>
-            <w:r>
-              <w:rPr>
-                <w:rFonts w:ascii="Times New Roman" w:hAnsi="Times New Roman" w:cs="Times New Roman"/>
-              </w:rPr>
-              <w:t>{/}</w:t>
-            </w:r>
-          </w:p>
-        </w:tc>
-      </w:tr>
-    </w:tbl>
-    <w:p>
-      <w:pPr>
-        <w:rPr>
-          <w:lang w:val="id-ID"/>
-        </w:rPr>
-      </w:pPr>
+        <w:t>Catatan</w:t>
+      </w:r>
+      <w:proofErr w:type="spellEnd"/>
+      <w:r>
+        <w:rPr>
+          <w:rFonts w:ascii="Times New Roman" w:eastAsia="Times New Roman" w:hAnsi="Times New Roman" w:cs="Times New Roman"/>
+          <w:b/>
+          <w:bCs/>
+          <w:kern w:val="0"/>
+          <w14:ligatures w14:val="none"/>
+        </w:rPr>
+        <w:t xml:space="preserve"> </w:t>
+      </w:r>
+      <w:proofErr w:type="spellStart"/>
+      <w:r>
+        <w:rPr>
+          <w:rFonts w:ascii="Times New Roman" w:eastAsia="Times New Roman" w:hAnsi="Times New Roman" w:cs="Times New Roman"/>
+          <w:b/>
+          <w:bCs/>
+          <w:kern w:val="0"/>
+          <w14:ligatures w14:val="none"/>
+        </w:rPr>
+        <w:t>Asistensi</w:t>
+      </w:r>
+      <w:proofErr w:type="spellEnd"/>
     </w:p>
     <w:p>
       <w:pPr>
-        <w:ind w:left="5040" w:firstLine="720"/>
-        <w:rPr>
-          <w:rFonts w:ascii="Times New Roman" w:hAnsi="Times New Roman" w:cs="Times New Roman"/>
-        </w:rPr>
-      </w:pPr>
-      <w:r>
-        <w:rPr>
-          <w:rFonts w:ascii="Times New Roman" w:hAnsi="Times New Roman" w:cs="Times New Roman"/>
-        </w:rPr>
-        <w:t>Padang,</w:t>
-      </w:r>
-      <w:r>
-        <w:rPr>
-          <w:rFonts w:ascii="Times New Roman" w:hAnsi="Times New Roman" w:cs="Times New Roman"/>
-        </w:rPr>
-        <w:t xml:space="preserve"> {dategenerated}</w:t>
-      </w:r>
+        <w:rPr>
+          <w:lang w:val="id-ID"/>
+        </w:rPr>
+      </w:pPr>
     </w:p>
     <w:p>
       <w:pPr>
-        <w:rPr>
-          <w:rFonts w:ascii="Times New Roman" w:hAnsi="Times New Roman" w:cs="Times New Roman"/>
-          <w:lang w:val="id-ID"/>
-        </w:rPr>
-      </w:pPr>
-      <w:r>
-        <w:rPr>
-          <w:rFonts w:ascii="Times New Roman" w:hAnsi="Times New Roman" w:cs="Times New Roman"/>
-        </w:rPr>
-        <w:t>Pembimbing I</w:t>
-      </w:r>
-      <w:r>
-        <w:rPr>
-          <w:rFonts w:ascii="Times New Roman" w:hAnsi="Times New Roman" w:cs="Times New Roman"/>
-        </w:rPr>
-        <w:tab/>
-      </w:r>
-      <w:r>
-        <w:rPr>
-          <w:rFonts w:ascii="Times New Roman" w:hAnsi="Times New Roman" w:cs="Times New Roman"/>
-        </w:rPr>
-        <w:tab/>
-      </w:r>
-      <w:r>
-        <w:rPr>
-          <w:rFonts w:ascii="Times New Roman" w:hAnsi="Times New Roman" w:cs="Times New Roman"/>
-        </w:rPr>
-        <w:tab/>
-      </w:r>
-      <w:r>
-        <w:rPr>
-          <w:rFonts w:ascii="Times New Roman" w:hAnsi="Times New Roman" w:cs="Times New Roman"/>
-        </w:rPr>
-        <w:tab/>
-      </w:r>
-      <w:r>
-        <w:rPr>
-          <w:rFonts w:ascii="Times New Roman" w:hAnsi="Times New Roman" w:cs="Times New Roman"/>
-        </w:rPr>
-        <w:tab/>
-      </w:r>
-      <w:r>
-        <w:rPr>
-          <w:rFonts w:ascii="Times New Roman" w:hAnsi="Times New Roman" w:cs="Times New Roman"/>
-        </w:rPr>
-        <w:tab/>
-      </w:r>
-      <w:r>
-        <w:rPr>
-          <w:rFonts w:ascii="Times New Roman" w:hAnsi="Times New Roman" w:cs="Times New Roman"/>
-        </w:rPr>
-        <w:tab/>
-        <w:t>Pembimbing I</w:t>
-      </w:r>
-      <w:r>
-        <w:rPr>
-          <w:rFonts w:ascii="Times New Roman" w:hAnsi="Times New Roman" w:cs="Times New Roman"/>
-          <w:lang w:val="id-ID"/>
-        </w:rPr>
-        <w:t>I</w:t>
+        <w:ind w:left="5040" w:firstLine="720"/>
+        <w:rPr>
+          <w:rFonts w:ascii="Times New Roman" w:hAnsi="Times New Roman" w:cs="Times New Roman"/>
+        </w:rPr>
+      </w:pPr>
+      <w:r>
+        <w:rPr>
+          <w:rFonts w:ascii="Times New Roman" w:hAnsi="Times New Roman" w:cs="Times New Roman"/>
+        </w:rPr>
+        <w:t>Padang,</w:t>
+      </w:r>
+      <w:r>
+        <w:rPr>
+          <w:rFonts w:ascii="Times New Roman" w:hAnsi="Times New Roman" w:cs="Times New Roman"/>
+        </w:rPr>
+        <w:t xml:space="preserve"> {</w:t>
+      </w:r>
+      <w:proofErr w:type="spellStart"/>
+      <w:r>
+        <w:rPr>
+          <w:rFonts w:ascii="Times New Roman" w:hAnsi="Times New Roman" w:cs="Times New Roman"/>
+        </w:rPr>
+        <w:t>dategenerated</w:t>
+      </w:r>
+      <w:proofErr w:type="spellEnd"/>
+      <w:r>
+        <w:rPr>
+          <w:rFonts w:ascii="Times New Roman" w:hAnsi="Times New Roman" w:cs="Times New Roman"/>
+        </w:rPr>
+        <w:t>}</w:t>
       </w:r>
     </w:p>
     <w:p>
@@ -655,6 +445,83 @@
           <w:lang w:val="id-ID"/>
         </w:rPr>
       </w:pPr>
+      <w:proofErr w:type="spellStart"/>
+      <w:r>
+        <w:rPr>
+          <w:rFonts w:ascii="Times New Roman" w:hAnsi="Times New Roman" w:cs="Times New Roman"/>
+        </w:rPr>
+        <w:t>Pembimbing</w:t>
+      </w:r>
+      <w:proofErr w:type="spellEnd"/>
+      <w:r>
+        <w:rPr>
+          <w:rFonts w:ascii="Times New Roman" w:hAnsi="Times New Roman" w:cs="Times New Roman"/>
+        </w:rPr>
+        <w:t xml:space="preserve"> I</w:t>
+      </w:r>
+      <w:r>
+        <w:rPr>
+          <w:rFonts w:ascii="Times New Roman" w:hAnsi="Times New Roman" w:cs="Times New Roman"/>
+        </w:rPr>
+        <w:tab/>
+      </w:r>
+      <w:r>
+        <w:rPr>
+          <w:rFonts w:ascii="Times New Roman" w:hAnsi="Times New Roman" w:cs="Times New Roman"/>
+        </w:rPr>
+        <w:tab/>
+      </w:r>
+      <w:r>
+        <w:rPr>
+          <w:rFonts w:ascii="Times New Roman" w:hAnsi="Times New Roman" w:cs="Times New Roman"/>
+        </w:rPr>
+        <w:tab/>
+      </w:r>
+      <w:r>
+        <w:rPr>
+          <w:rFonts w:ascii="Times New Roman" w:hAnsi="Times New Roman" w:cs="Times New Roman"/>
+        </w:rPr>
+        <w:tab/>
+      </w:r>
+      <w:r>
+        <w:rPr>
+          <w:rFonts w:ascii="Times New Roman" w:hAnsi="Times New Roman" w:cs="Times New Roman"/>
+        </w:rPr>
+        <w:tab/>
+      </w:r>
+      <w:r>
+        <w:rPr>
+          <w:rFonts w:ascii="Times New Roman" w:hAnsi="Times New Roman" w:cs="Times New Roman"/>
+        </w:rPr>
+        <w:tab/>
+      </w:r>
+      <w:r>
+        <w:rPr>
+          <w:rFonts w:ascii="Times New Roman" w:hAnsi="Times New Roman" w:cs="Times New Roman"/>
+        </w:rPr>
+        <w:tab/>
+      </w:r>
+      <w:proofErr w:type="spellStart"/>
+      <w:r>
+        <w:rPr>
+          <w:rFonts w:ascii="Times New Roman" w:hAnsi="Times New Roman" w:cs="Times New Roman"/>
+        </w:rPr>
+        <w:t>Pembimbing</w:t>
+      </w:r>
+      <w:proofErr w:type="spellEnd"/>
+      <w:r>
+        <w:rPr>
+          <w:rFonts w:ascii="Times New Roman" w:hAnsi="Times New Roman" w:cs="Times New Roman"/>
+        </w:rPr>
+        <w:t xml:space="preserve"> I</w:t>
+      </w:r>
+      <w:r>
+        <w:rPr>
+          <w:rFonts w:ascii="Times New Roman" w:hAnsi="Times New Roman" w:cs="Times New Roman"/>
+          <w:lang w:val="id-ID"/>
+        </w:rPr>
+        <w:t>I</w:t>
+      </w:r>
     </w:p>
     <w:p>
       <w:pPr>
@@ -668,6 +535,7 @@
       <w:pPr>
         <w:rPr>
           <w:rFonts w:ascii="Times New Roman" w:hAnsi="Times New Roman" w:cs="Times New Roman"/>
+          <w:lang w:val="id-ID"/>
         </w:rPr>
       </w:pPr>
     </w:p>
@@ -677,37 +545,6 @@
           <w:rFonts w:ascii="Times New Roman" w:hAnsi="Times New Roman" w:cs="Times New Roman"/>
         </w:rPr>
       </w:pPr>
-      <w:r>
-        <w:rPr>
-          <w:rFonts w:ascii="Times New Roman" w:hAnsi="Times New Roman" w:cs="Times New Roman"/>
-        </w:rPr>
-        <w:t>( ……………………………….. )</w:t>
-      </w:r>
-      <w:r>
-        <w:rPr>
-          <w:rFonts w:ascii="Times New Roman" w:hAnsi="Times New Roman" w:cs="Times New Roman"/>
-        </w:rPr>
-        <w:tab/>
-      </w:r>
-      <w:r>
-        <w:rPr>
-          <w:rFonts w:ascii="Times New Roman" w:hAnsi="Times New Roman" w:cs="Times New Roman"/>
-        </w:rPr>
-        <w:tab/>
-      </w:r>
-      <w:r>
-        <w:rPr>
-          <w:rFonts w:ascii="Times New Roman" w:hAnsi="Times New Roman" w:cs="Times New Roman"/>
-        </w:rPr>
-        <w:tab/>
-      </w:r>
-      <w:r>
-        <w:rPr>
-          <w:rFonts w:ascii="Times New Roman" w:hAnsi="Times New Roman" w:cs="Times New Roman"/>
-        </w:rPr>
-        <w:tab/>
-        <w:t>( ……………………………….. )</w:t>
-      </w:r>
     </w:p>
     <w:p>
       <w:pPr>
@@ -719,8 +556,7 @@
         <w:rPr>
           <w:rFonts w:ascii="Times New Roman" w:hAnsi="Times New Roman" w:cs="Times New Roman"/>
         </w:rPr>
-        <w:lastRenderedPageBreak/>
-        <w:t>NIP.</w:t>
+        <w:t>{namapembimbing1}</w:t>
       </w:r>
       <w:r>
         <w:rPr>
@@ -739,6 +575,49 @@
           <w:rFonts w:ascii="Times New Roman" w:hAnsi="Times New Roman" w:cs="Times New Roman"/>
         </w:rPr>
         <w:tab/>
+      </w:r>
+      <w:r>
+        <w:rPr>
+          <w:rFonts w:ascii="Times New Roman" w:hAnsi="Times New Roman" w:cs="Times New Roman"/>
+        </w:rPr>
+        <w:tab/>
+      </w:r>
+      <w:r>
+        <w:rPr>
+          <w:rFonts w:ascii="Times New Roman" w:hAnsi="Times New Roman" w:cs="Times New Roman"/>
+        </w:rPr>
+        <w:tab/>
+      </w:r>
+      <w:r>
+        <w:rPr>
+          <w:rFonts w:ascii="Times New Roman" w:hAnsi="Times New Roman" w:cs="Times New Roman"/>
+        </w:rPr>
+        <w:tab/>
+      </w:r>
+      <w:r>
+        <w:rPr>
+          <w:rFonts w:ascii="Times New Roman" w:hAnsi="Times New Roman" w:cs="Times New Roman"/>
+        </w:rPr>
+        <w:t>{namapembimbing2}</w:t>
+      </w:r>
+    </w:p>
+    <w:p>
+      <w:pPr>
+        <w:rPr>
+          <w:rFonts w:ascii="Times New Roman" w:hAnsi="Times New Roman" w:cs="Times New Roman"/>
+        </w:rPr>
+      </w:pPr>
+      <w:r>
+        <w:rPr>
+          <w:rFonts w:ascii="Times New Roman" w:hAnsi="Times New Roman" w:cs="Times New Roman"/>
+        </w:rPr>
+        <w:t>NIP</w:t>
+      </w:r>
+      <w:r>
+        <w:rPr>
+          <w:rFonts w:ascii="Times New Roman" w:hAnsi="Times New Roman" w:cs="Times New Roman"/>
+        </w:rPr>
+        <w:t>. {nippembimbing1}</w:t>
       </w:r>
       <w:r>
         <w:rPr>
@@ -770,6 +649,12 @@
         </w:rPr>
         <w:tab/>
         <w:t>NIP.</w:t>
+      </w:r>
+      <w:r>
+        <w:rPr>
+          <w:rFonts w:ascii="Times New Roman" w:hAnsi="Times New Roman" w:cs="Times New Roman"/>
+        </w:rPr>
+        <w:t xml:space="preserve"> {nimpembimbing2}</w:t>
       </w:r>
     </w:p>
     <w:p/>
@@ -1009,7 +894,25 @@
         <w:sz w:val="20"/>
         <w:szCs w:val="20"/>
       </w:rPr>
-      <w:t>Kampus Universitas Andalas, Limau Manis 25163</w:t>
+      <w:t xml:space="preserve">Kampus Universitas Andalas, </w:t>
+    </w:r>
+    <w:proofErr w:type="spellStart"/>
+    <w:r>
+      <w:rPr>
+        <w:rFonts w:ascii="Times New Roman" w:hAnsi="Times New Roman" w:cs="Times New Roman"/>
+        <w:sz w:val="20"/>
+        <w:szCs w:val="20"/>
+      </w:rPr>
+      <w:t>Limau</w:t>
+    </w:r>
+    <w:proofErr w:type="spellEnd"/>
+    <w:r>
+      <w:rPr>
+        <w:rFonts w:ascii="Times New Roman" w:hAnsi="Times New Roman" w:cs="Times New Roman"/>
+        <w:sz w:val="20"/>
+        <w:szCs w:val="20"/>
+      </w:rPr>
+      <w:t xml:space="preserve"> Manis 25163</w:t>
     </w:r>
   </w:p>
   <w:p>
